--- a/ATM System Requirements.docx
+++ b/ATM System Requirements.docx
@@ -4,82 +4,88 @@
   <w:body>
     <w:p>
       <w:pPr>
-        <w:spacing w:before="100" w:beforeAutospacing="1" w:after="100" w:afterAutospacing="1" w:line="240" w:lineRule="auto"/>
-        <w:outlineLvl w:val="1"/>
-        <w:rPr>
-          <w:rFonts w:ascii="Times New Roman" w:eastAsia="Times New Roman" w:hAnsi="Times New Roman" w:cs="Times New Roman"/>
+        <w:rPr>
+          <w:rFonts w:ascii="Times New Roman" w:hAnsi="Times New Roman" w:cs="Times New Roman"/>
+          <w:sz w:val="40"/>
+          <w:u w:val="single"/>
+        </w:rPr>
+      </w:pPr>
+      <w:r>
+        <w:rPr>
+          <w:rFonts w:ascii="Times New Roman" w:hAnsi="Times New Roman" w:cs="Times New Roman"/>
           <w:b/>
-          <w:bCs/>
-          <w:sz w:val="36"/>
-          <w:szCs w:val="36"/>
-        </w:rPr>
-      </w:pPr>
+          <w:sz w:val="40"/>
+          <w:u w:val="single"/>
+        </w:rPr>
+        <w:t>Manual Testing</w:t>
+      </w:r>
       <w:r>
         <w:rPr>
-          <w:rFonts w:ascii="Times New Roman" w:eastAsia="Times New Roman" w:hAnsi="Times New Roman" w:cs="Times New Roman"/>
+          <w:rFonts w:ascii="Times New Roman" w:hAnsi="Times New Roman" w:cs="Times New Roman"/>
+          <w:sz w:val="40"/>
+          <w:u w:val="single"/>
+        </w:rPr>
+        <w:t>:</w:t>
+      </w:r>
+      <w:r>
+        <w:rPr>
+          <w:rFonts w:ascii="Times New Roman" w:hAnsi="Times New Roman" w:cs="Times New Roman"/>
+          <w:sz w:val="40"/>
+        </w:rPr>
+        <w:t xml:space="preserve">  it includes requirements, test plans, test scope, test scenarios, test cases, test types, Expected results, actual results.</w:t>
+      </w:r>
+    </w:p>
+    <w:p>
+      <w:pPr>
+        <w:pStyle w:val="ListParagraph"/>
+        <w:numPr>
+          <w:ilvl w:val="0"/>
+          <w:numId w:val="8"/>
+        </w:numPr>
+        <w:rPr>
+          <w:rFonts w:ascii="Times New Roman" w:hAnsi="Times New Roman" w:cs="Times New Roman"/>
           <w:b/>
-          <w:bCs/>
-          <w:sz w:val="36"/>
-          <w:szCs w:val="36"/>
+          <w:sz w:val="32"/>
+          <w:u w:val="single"/>
+        </w:rPr>
+      </w:pPr>
+      <w:r>
+        <w:rPr>
+          <w:rFonts w:ascii="Times New Roman" w:hAnsi="Times New Roman" w:cs="Times New Roman"/>
+          <w:b/>
+          <w:sz w:val="32"/>
+          <w:u w:val="single"/>
         </w:rPr>
         <w:t>ATM System Requirements</w:t>
       </w:r>
     </w:p>
     <w:p>
       <w:pPr>
-        <w:spacing w:before="100" w:beforeAutospacing="1" w:after="100" w:afterAutospacing="1" w:line="240" w:lineRule="auto"/>
-        <w:rPr>
-          <w:rFonts w:ascii="Times New Roman" w:eastAsia="Times New Roman" w:hAnsi="Times New Roman" w:cs="Times New Roman"/>
+        <w:rPr>
           <w:sz w:val="24"/>
           <w:szCs w:val="24"/>
         </w:rPr>
       </w:pPr>
       <w:r>
         <w:rPr>
-          <w:rFonts w:ascii="Times New Roman" w:eastAsia="Times New Roman" w:hAnsi="Times New Roman" w:cs="Times New Roman"/>
           <w:sz w:val="24"/>
           <w:szCs w:val="24"/>
         </w:rPr>
-        <w:t xml:space="preserve">An </w:t>
-      </w:r>
-      <w:r>
-        <w:rPr>
-          <w:rFonts w:ascii="Times New Roman" w:eastAsia="Times New Roman" w:hAnsi="Times New Roman" w:cs="Times New Roman"/>
-          <w:b/>
-          <w:bCs/>
-          <w:sz w:val="24"/>
-          <w:szCs w:val="24"/>
-        </w:rPr>
-        <w:t>ATM (Automated Teller Machine) System</w:t>
-      </w:r>
-      <w:r>
-        <w:rPr>
-          <w:rFonts w:ascii="Times New Roman" w:eastAsia="Times New Roman" w:hAnsi="Times New Roman" w:cs="Times New Roman"/>
-          <w:sz w:val="24"/>
-          <w:szCs w:val="24"/>
-        </w:rPr>
-        <w:t xml:space="preserve"> allows customers to perform banking transactions using an ATM card and PIN.</w:t>
+        <w:t>An ATM (Automated Teller Machine) System allows customers to perform banking transactions using an ATM card and PIN.</w:t>
       </w:r>
     </w:p>
     <w:p>
       <w:pPr>
-        <w:spacing w:before="100" w:beforeAutospacing="1" w:after="100" w:afterAutospacing="1" w:line="240" w:lineRule="auto"/>
-        <w:outlineLvl w:val="2"/>
-        <w:rPr>
-          <w:rFonts w:ascii="Times New Roman" w:eastAsia="Times New Roman" w:hAnsi="Times New Roman" w:cs="Times New Roman"/>
+        <w:rPr>
+          <w:rFonts w:ascii="Times New Roman" w:hAnsi="Times New Roman" w:cs="Times New Roman"/>
           <w:b/>
-          <w:bCs/>
-          <w:sz w:val="27"/>
-          <w:szCs w:val="27"/>
         </w:rPr>
       </w:pPr>
       <w:r>
         <w:rPr>
-          <w:rFonts w:ascii="Times New Roman" w:eastAsia="Times New Roman" w:hAnsi="Times New Roman" w:cs="Times New Roman"/>
+          <w:rFonts w:ascii="Times New Roman" w:hAnsi="Times New Roman" w:cs="Times New Roman"/>
           <w:b/>
-          <w:bCs/>
-          <w:sz w:val="27"/>
-          <w:szCs w:val="27"/>
+          <w:sz w:val="24"/>
         </w:rPr>
         <w:t>1. Functional Requirements</w:t>
       </w:r>
@@ -1610,6 +1616,7 @@
                 <w:sz w:val="24"/>
                 <w:szCs w:val="24"/>
               </w:rPr>
+              <w:lastRenderedPageBreak/>
               <w:t>FR-20</w:t>
             </w:r>
           </w:p>
@@ -1706,107 +1713,8 @@
           <w:sz w:val="28"/>
           <w:szCs w:val="32"/>
         </w:rPr>
-        <w:lastRenderedPageBreak/>
-        <w:t>Security</w:t>
+        <w:t xml:space="preserve">       </w:t>
       </w:r>
-    </w:p>
-    <w:p>
-      <w:pPr>
-        <w:numPr>
-          <w:ilvl w:val="0"/>
-          <w:numId w:val="1"/>
-        </w:numPr>
-        <w:spacing w:before="100" w:beforeAutospacing="1" w:after="100" w:afterAutospacing="1" w:line="240" w:lineRule="auto"/>
-        <w:rPr>
-          <w:rFonts w:ascii="Times New Roman" w:eastAsia="Times New Roman" w:hAnsi="Times New Roman" w:cs="Times New Roman"/>
-          <w:sz w:val="28"/>
-          <w:szCs w:val="32"/>
-        </w:rPr>
-      </w:pPr>
-      <w:r>
-        <w:rPr>
-          <w:rFonts w:ascii="Times New Roman" w:eastAsia="Times New Roman" w:hAnsi="Times New Roman" w:cs="Times New Roman"/>
-          <w:sz w:val="28"/>
-          <w:szCs w:val="32"/>
-        </w:rPr>
-        <w:t xml:space="preserve">The system shall encrypt sensitive communication. </w:t>
-      </w:r>
-    </w:p>
-    <w:p>
-      <w:pPr>
-        <w:numPr>
-          <w:ilvl w:val="0"/>
-          <w:numId w:val="1"/>
-        </w:numPr>
-        <w:spacing w:before="100" w:beforeAutospacing="1" w:after="100" w:afterAutospacing="1" w:line="240" w:lineRule="auto"/>
-        <w:rPr>
-          <w:rFonts w:ascii="Times New Roman" w:eastAsia="Times New Roman" w:hAnsi="Times New Roman" w:cs="Times New Roman"/>
-          <w:sz w:val="28"/>
-          <w:szCs w:val="32"/>
-        </w:rPr>
-      </w:pPr>
-      <w:r>
-        <w:rPr>
-          <w:rFonts w:ascii="Times New Roman" w:eastAsia="Times New Roman" w:hAnsi="Times New Roman" w:cs="Times New Roman"/>
-          <w:sz w:val="28"/>
-          <w:szCs w:val="32"/>
-        </w:rPr>
-        <w:t xml:space="preserve">PINs shall not be displayed in plain text. </w:t>
-      </w:r>
-    </w:p>
-    <w:p>
-      <w:pPr>
-        <w:numPr>
-          <w:ilvl w:val="0"/>
-          <w:numId w:val="1"/>
-        </w:numPr>
-        <w:spacing w:before="100" w:beforeAutospacing="1" w:after="100" w:afterAutospacing="1" w:line="240" w:lineRule="auto"/>
-        <w:rPr>
-          <w:rFonts w:ascii="Times New Roman" w:eastAsia="Times New Roman" w:hAnsi="Times New Roman" w:cs="Times New Roman"/>
-          <w:sz w:val="28"/>
-          <w:szCs w:val="32"/>
-        </w:rPr>
-      </w:pPr>
-      <w:r>
-        <w:rPr>
-          <w:rFonts w:ascii="Times New Roman" w:eastAsia="Times New Roman" w:hAnsi="Times New Roman" w:cs="Times New Roman"/>
-          <w:sz w:val="28"/>
-          <w:szCs w:val="32"/>
-        </w:rPr>
-        <w:t xml:space="preserve">The system shall lock or retain a card after a configured number of failed PIN attempts. </w:t>
-      </w:r>
-    </w:p>
-    <w:p>
-      <w:pPr>
-        <w:numPr>
-          <w:ilvl w:val="0"/>
-          <w:numId w:val="1"/>
-        </w:numPr>
-        <w:spacing w:before="100" w:beforeAutospacing="1" w:after="100" w:afterAutospacing="1" w:line="240" w:lineRule="auto"/>
-        <w:rPr>
-          <w:rFonts w:ascii="Times New Roman" w:eastAsia="Times New Roman" w:hAnsi="Times New Roman" w:cs="Times New Roman"/>
-          <w:sz w:val="28"/>
-          <w:szCs w:val="32"/>
-        </w:rPr>
-      </w:pPr>
-      <w:r>
-        <w:rPr>
-          <w:rFonts w:ascii="Times New Roman" w:eastAsia="Times New Roman" w:hAnsi="Times New Roman" w:cs="Times New Roman"/>
-          <w:sz w:val="28"/>
-          <w:szCs w:val="32"/>
-        </w:rPr>
-        <w:t xml:space="preserve">Customer account information shall be protected from unauthorized access. </w:t>
-      </w:r>
-    </w:p>
-    <w:p>
-      <w:pPr>
-        <w:spacing w:before="100" w:beforeAutospacing="1" w:after="100" w:afterAutospacing="1" w:line="240" w:lineRule="auto"/>
-        <w:rPr>
-          <w:rFonts w:ascii="Times New Roman" w:eastAsia="Times New Roman" w:hAnsi="Times New Roman" w:cs="Times New Roman"/>
-          <w:sz w:val="28"/>
-          <w:szCs w:val="32"/>
-        </w:rPr>
-      </w:pPr>
       <w:r>
         <w:rPr>
           <w:rFonts w:ascii="Times New Roman" w:eastAsia="Times New Roman" w:hAnsi="Times New Roman" w:cs="Times New Roman"/>
@@ -1815,14 +1723,15 @@
           <w:sz w:val="28"/>
           <w:szCs w:val="32"/>
         </w:rPr>
-        <w:t>Performance</w:t>
+        <w:t>Security</w:t>
       </w:r>
     </w:p>
     <w:p>
       <w:pPr>
+        <w:pStyle w:val="ListParagraph"/>
         <w:numPr>
           <w:ilvl w:val="0"/>
-          <w:numId w:val="2"/>
+          <w:numId w:val="9"/>
         </w:numPr>
         <w:spacing w:before="100" w:beforeAutospacing="1" w:after="100" w:afterAutospacing="1" w:line="240" w:lineRule="auto"/>
         <w:rPr>
@@ -1837,14 +1746,15 @@
           <w:sz w:val="28"/>
           <w:szCs w:val="32"/>
         </w:rPr>
-        <w:t xml:space="preserve">The ATM should respond to normal user actions within a few seconds. </w:t>
+        <w:t xml:space="preserve">The system shall encrypt sensitive communication. </w:t>
       </w:r>
     </w:p>
     <w:p>
       <w:pPr>
+        <w:pStyle w:val="ListParagraph"/>
         <w:numPr>
           <w:ilvl w:val="0"/>
-          <w:numId w:val="2"/>
+          <w:numId w:val="9"/>
         </w:numPr>
         <w:spacing w:before="100" w:beforeAutospacing="1" w:after="100" w:afterAutospacing="1" w:line="240" w:lineRule="auto"/>
         <w:rPr>
@@ -1859,7 +1769,53 @@
           <w:sz w:val="28"/>
           <w:szCs w:val="32"/>
         </w:rPr>
-        <w:t xml:space="preserve">Transactions should be processed reliably without unnecessary delays. </w:t>
+        <w:t xml:space="preserve">PINs shall not be displayed in plain text. </w:t>
+      </w:r>
+    </w:p>
+    <w:p>
+      <w:pPr>
+        <w:pStyle w:val="ListParagraph"/>
+        <w:numPr>
+          <w:ilvl w:val="0"/>
+          <w:numId w:val="9"/>
+        </w:numPr>
+        <w:spacing w:before="100" w:beforeAutospacing="1" w:after="100" w:afterAutospacing="1" w:line="240" w:lineRule="auto"/>
+        <w:rPr>
+          <w:rFonts w:ascii="Times New Roman" w:eastAsia="Times New Roman" w:hAnsi="Times New Roman" w:cs="Times New Roman"/>
+          <w:sz w:val="28"/>
+          <w:szCs w:val="32"/>
+        </w:rPr>
+      </w:pPr>
+      <w:r>
+        <w:rPr>
+          <w:rFonts w:ascii="Times New Roman" w:eastAsia="Times New Roman" w:hAnsi="Times New Roman" w:cs="Times New Roman"/>
+          <w:sz w:val="28"/>
+          <w:szCs w:val="32"/>
+        </w:rPr>
+        <w:t xml:space="preserve">The system shall lock or retain a card after a configured number of failed PIN attempts. </w:t>
+      </w:r>
+    </w:p>
+    <w:p>
+      <w:pPr>
+        <w:pStyle w:val="ListParagraph"/>
+        <w:numPr>
+          <w:ilvl w:val="0"/>
+          <w:numId w:val="9"/>
+        </w:numPr>
+        <w:spacing w:before="100" w:beforeAutospacing="1" w:after="100" w:afterAutospacing="1" w:line="240" w:lineRule="auto"/>
+        <w:rPr>
+          <w:rFonts w:ascii="Times New Roman" w:eastAsia="Times New Roman" w:hAnsi="Times New Roman" w:cs="Times New Roman"/>
+          <w:sz w:val="28"/>
+          <w:szCs w:val="32"/>
+        </w:rPr>
+      </w:pPr>
+      <w:r>
+        <w:rPr>
+          <w:rFonts w:ascii="Times New Roman" w:eastAsia="Times New Roman" w:hAnsi="Times New Roman" w:cs="Times New Roman"/>
+          <w:sz w:val="28"/>
+          <w:szCs w:val="32"/>
+        </w:rPr>
+        <w:t xml:space="preserve">Customer account information shall be protected from unauthorized access. </w:t>
       </w:r>
     </w:p>
     <w:p>
@@ -1879,14 +1835,15 @@
           <w:sz w:val="28"/>
           <w:szCs w:val="32"/>
         </w:rPr>
-        <w:t>Availability</w:t>
+        <w:t>Performance</w:t>
       </w:r>
     </w:p>
     <w:p>
       <w:pPr>
+        <w:pStyle w:val="ListParagraph"/>
         <w:numPr>
           <w:ilvl w:val="0"/>
-          <w:numId w:val="3"/>
+          <w:numId w:val="10"/>
         </w:numPr>
         <w:spacing w:before="100" w:beforeAutospacing="1" w:after="100" w:afterAutospacing="1" w:line="240" w:lineRule="auto"/>
         <w:rPr>
@@ -1901,14 +1858,15 @@
           <w:sz w:val="28"/>
           <w:szCs w:val="32"/>
         </w:rPr>
-        <w:t xml:space="preserve">The ATM should be available 24/7, subject to maintenance and network availability. </w:t>
+        <w:t xml:space="preserve">The ATM should respond to normal user actions within a few seconds. </w:t>
       </w:r>
     </w:p>
     <w:p>
       <w:pPr>
+        <w:pStyle w:val="ListParagraph"/>
         <w:numPr>
           <w:ilvl w:val="0"/>
-          <w:numId w:val="3"/>
+          <w:numId w:val="10"/>
         </w:numPr>
         <w:spacing w:before="100" w:beforeAutospacing="1" w:after="100" w:afterAutospacing="1" w:line="240" w:lineRule="auto"/>
         <w:rPr>
@@ -1923,7 +1881,7 @@
           <w:sz w:val="28"/>
           <w:szCs w:val="32"/>
         </w:rPr>
-        <w:t xml:space="preserve">The system should handle temporary bank-network failures gracefully. </w:t>
+        <w:t xml:space="preserve">Transactions should be processed reliably without unnecessary delays. </w:t>
       </w:r>
     </w:p>
     <w:p>
@@ -1943,14 +1901,15 @@
           <w:sz w:val="28"/>
           <w:szCs w:val="32"/>
         </w:rPr>
-        <w:t>Usability</w:t>
+        <w:t>Availability</w:t>
       </w:r>
     </w:p>
     <w:p>
       <w:pPr>
+        <w:pStyle w:val="ListParagraph"/>
         <w:numPr>
           <w:ilvl w:val="0"/>
-          <w:numId w:val="4"/>
+          <w:numId w:val="11"/>
         </w:numPr>
         <w:spacing w:before="100" w:beforeAutospacing="1" w:after="100" w:afterAutospacing="1" w:line="240" w:lineRule="auto"/>
         <w:rPr>
@@ -1965,14 +1924,15 @@
           <w:sz w:val="28"/>
           <w:szCs w:val="32"/>
         </w:rPr>
-        <w:t xml:space="preserve">Instructions should be clear and easy to understand. </w:t>
+        <w:t xml:space="preserve">The ATM should be available 24/7, subject to maintenance and network availability. </w:t>
       </w:r>
     </w:p>
     <w:p>
       <w:pPr>
+        <w:pStyle w:val="ListParagraph"/>
         <w:numPr>
           <w:ilvl w:val="0"/>
-          <w:numId w:val="4"/>
+          <w:numId w:val="11"/>
         </w:numPr>
         <w:spacing w:before="100" w:beforeAutospacing="1" w:after="100" w:afterAutospacing="1" w:line="240" w:lineRule="auto"/>
         <w:rPr>
@@ -1987,29 +1947,17 @@
           <w:sz w:val="28"/>
           <w:szCs w:val="32"/>
         </w:rPr>
-        <w:t xml:space="preserve">The interface should provide appropriate error messages. </w:t>
+        <w:t>The system should ha</w:t>
       </w:r>
-    </w:p>
-    <w:p>
-      <w:pPr>
-        <w:numPr>
-          <w:ilvl w:val="0"/>
-          <w:numId w:val="4"/>
-        </w:numPr>
-        <w:spacing w:before="100" w:beforeAutospacing="1" w:after="100" w:afterAutospacing="1" w:line="240" w:lineRule="auto"/>
+      <w:bookmarkStart w:id="0" w:name="_GoBack"/>
+      <w:bookmarkEnd w:id="0"/>
+      <w:r>
         <w:rPr>
           <w:rFonts w:ascii="Times New Roman" w:eastAsia="Times New Roman" w:hAnsi="Times New Roman" w:cs="Times New Roman"/>
           <w:sz w:val="28"/>
           <w:szCs w:val="32"/>
         </w:rPr>
-      </w:pPr>
-      <w:r>
-        <w:rPr>
-          <w:rFonts w:ascii="Times New Roman" w:eastAsia="Times New Roman" w:hAnsi="Times New Roman" w:cs="Times New Roman"/>
-          <w:sz w:val="28"/>
-          <w:szCs w:val="32"/>
-        </w:rPr>
-        <w:t xml:space="preserve">Customers should be able to cancel a transaction easily. </w:t>
+        <w:t xml:space="preserve">ndle temporary bank-network failures gracefully. </w:t>
       </w:r>
     </w:p>
     <w:p>
@@ -2029,14 +1977,104 @@
           <w:sz w:val="28"/>
           <w:szCs w:val="32"/>
         </w:rPr>
+        <w:t>Usability</w:t>
+      </w:r>
+    </w:p>
+    <w:p>
+      <w:pPr>
+        <w:pStyle w:val="ListParagraph"/>
+        <w:numPr>
+          <w:ilvl w:val="0"/>
+          <w:numId w:val="12"/>
+        </w:numPr>
+        <w:spacing w:before="100" w:beforeAutospacing="1" w:after="100" w:afterAutospacing="1" w:line="240" w:lineRule="auto"/>
+        <w:rPr>
+          <w:rFonts w:ascii="Times New Roman" w:eastAsia="Times New Roman" w:hAnsi="Times New Roman" w:cs="Times New Roman"/>
+          <w:sz w:val="28"/>
+          <w:szCs w:val="32"/>
+        </w:rPr>
+      </w:pPr>
+      <w:r>
+        <w:rPr>
+          <w:rFonts w:ascii="Times New Roman" w:eastAsia="Times New Roman" w:hAnsi="Times New Roman" w:cs="Times New Roman"/>
+          <w:sz w:val="28"/>
+          <w:szCs w:val="32"/>
+        </w:rPr>
+        <w:t xml:space="preserve">Instructions should be clear and easy to understand. </w:t>
+      </w:r>
+    </w:p>
+    <w:p>
+      <w:pPr>
+        <w:pStyle w:val="ListParagraph"/>
+        <w:numPr>
+          <w:ilvl w:val="0"/>
+          <w:numId w:val="12"/>
+        </w:numPr>
+        <w:spacing w:before="100" w:beforeAutospacing="1" w:after="100" w:afterAutospacing="1" w:line="240" w:lineRule="auto"/>
+        <w:rPr>
+          <w:rFonts w:ascii="Times New Roman" w:eastAsia="Times New Roman" w:hAnsi="Times New Roman" w:cs="Times New Roman"/>
+          <w:sz w:val="28"/>
+          <w:szCs w:val="32"/>
+        </w:rPr>
+      </w:pPr>
+      <w:r>
+        <w:rPr>
+          <w:rFonts w:ascii="Times New Roman" w:eastAsia="Times New Roman" w:hAnsi="Times New Roman" w:cs="Times New Roman"/>
+          <w:sz w:val="28"/>
+          <w:szCs w:val="32"/>
+        </w:rPr>
+        <w:t xml:space="preserve">The interface should provide appropriate error messages. </w:t>
+      </w:r>
+    </w:p>
+    <w:p>
+      <w:pPr>
+        <w:pStyle w:val="ListParagraph"/>
+        <w:numPr>
+          <w:ilvl w:val="0"/>
+          <w:numId w:val="12"/>
+        </w:numPr>
+        <w:spacing w:before="100" w:beforeAutospacing="1" w:after="100" w:afterAutospacing="1" w:line="240" w:lineRule="auto"/>
+        <w:rPr>
+          <w:rFonts w:ascii="Times New Roman" w:eastAsia="Times New Roman" w:hAnsi="Times New Roman" w:cs="Times New Roman"/>
+          <w:sz w:val="28"/>
+          <w:szCs w:val="32"/>
+        </w:rPr>
+      </w:pPr>
+      <w:r>
+        <w:rPr>
+          <w:rFonts w:ascii="Times New Roman" w:eastAsia="Times New Roman" w:hAnsi="Times New Roman" w:cs="Times New Roman"/>
+          <w:sz w:val="28"/>
+          <w:szCs w:val="32"/>
+        </w:rPr>
+        <w:t xml:space="preserve">Customers should be able to cancel a transaction easily. </w:t>
+      </w:r>
+    </w:p>
+    <w:p>
+      <w:pPr>
+        <w:spacing w:before="100" w:beforeAutospacing="1" w:after="100" w:afterAutospacing="1" w:line="240" w:lineRule="auto"/>
+        <w:rPr>
+          <w:rFonts w:ascii="Times New Roman" w:eastAsia="Times New Roman" w:hAnsi="Times New Roman" w:cs="Times New Roman"/>
+          <w:sz w:val="28"/>
+          <w:szCs w:val="32"/>
+        </w:rPr>
+      </w:pPr>
+      <w:r>
+        <w:rPr>
+          <w:rFonts w:ascii="Times New Roman" w:eastAsia="Times New Roman" w:hAnsi="Times New Roman" w:cs="Times New Roman"/>
+          <w:b/>
+          <w:bCs/>
+          <w:sz w:val="28"/>
+          <w:szCs w:val="32"/>
+        </w:rPr>
         <w:t>Reliability</w:t>
       </w:r>
     </w:p>
     <w:p>
       <w:pPr>
+        <w:pStyle w:val="ListParagraph"/>
         <w:numPr>
           <w:ilvl w:val="0"/>
-          <w:numId w:val="5"/>
+          <w:numId w:val="13"/>
         </w:numPr>
         <w:spacing w:before="100" w:beforeAutospacing="1" w:after="100" w:afterAutospacing="1" w:line="240" w:lineRule="auto"/>
         <w:rPr>
@@ -2053,14 +2091,13 @@
         </w:rPr>
         <w:t xml:space="preserve">The system shall not deduct money from an account unless the transaction is successfully processed. </w:t>
       </w:r>
-      <w:bookmarkStart w:id="0" w:name="_GoBack"/>
-      <w:bookmarkEnd w:id="0"/>
     </w:p>
     <w:p>
       <w:pPr>
+        <w:pStyle w:val="ListParagraph"/>
         <w:numPr>
           <w:ilvl w:val="0"/>
-          <w:numId w:val="5"/>
+          <w:numId w:val="13"/>
         </w:numPr>
         <w:spacing w:before="100" w:beforeAutospacing="1" w:after="100" w:afterAutospacing="1" w:line="240" w:lineRule="auto"/>
         <w:rPr>
@@ -2092,6 +2129,615 @@
 <file path=word/numbering.xml><?xml version="1.0" encoding="utf-8"?>
 <w:numbering xmlns:wpc="http://schemas.microsoft.com/office/word/2010/wordprocessingCanvas" xmlns:mc="http://schemas.openxmlformats.org/markup-compatibility/2006" xmlns:o="urn:schemas-microsoft-com:office:office" xmlns:r="http://schemas.openxmlformats.org/officeDocument/2006/relationships" xmlns:m="http://schemas.openxmlformats.org/officeDocument/2006/math" xmlns:v="urn:schemas-microsoft-com:vml" xmlns:wp14="http://schemas.microsoft.com/office/word/2010/wordprocessingDrawing" xmlns:wp="http://schemas.openxmlformats.org/drawingml/2006/wordprocessingDrawing" xmlns:w10="urn:schemas-microsoft-com:office:word" xmlns:w="http://schemas.openxmlformats.org/wordprocessingml/2006/main" xmlns:w14="http://schemas.microsoft.com/office/word/2010/wordml" xmlns:w15="http://schemas.microsoft.com/office/word/2012/wordml" xmlns:wpg="http://schemas.microsoft.com/office/word/2010/wordprocessingGroup" xmlns:wpi="http://schemas.microsoft.com/office/word/2010/wordprocessingInk" xmlns:wne="http://schemas.microsoft.com/office/word/2006/wordml" xmlns:wps="http://schemas.microsoft.com/office/word/2010/wordprocessingShape" mc:Ignorable="w14 w15 wp14">
   <w:abstractNum w:abstractNumId="0">
+    <w:nsid w:val="0E4A6EB4"/>
+    <w:multiLevelType w:val="hybridMultilevel"/>
+    <w:tmpl w:val="7BFAC87A"/>
+    <w:lvl w:ilvl="0" w:tplc="0409000B">
+      <w:start w:val="1"/>
+      <w:numFmt w:val="bullet"/>
+      <w:lvlText w:val=""/>
+      <w:lvlJc w:val="left"/>
+      <w:pPr>
+        <w:ind w:left="1440" w:hanging="360"/>
+      </w:pPr>
+      <w:rPr>
+        <w:rFonts w:ascii="Wingdings" w:hAnsi="Wingdings" w:hint="default"/>
+      </w:rPr>
+    </w:lvl>
+    <w:lvl w:ilvl="1" w:tplc="04090003" w:tentative="1">
+      <w:start w:val="1"/>
+      <w:numFmt w:val="bullet"/>
+      <w:lvlText w:val="o"/>
+      <w:lvlJc w:val="left"/>
+      <w:pPr>
+        <w:ind w:left="2160" w:hanging="360"/>
+      </w:pPr>
+      <w:rPr>
+        <w:rFonts w:ascii="Courier New" w:hAnsi="Courier New" w:cs="Courier New" w:hint="default"/>
+      </w:rPr>
+    </w:lvl>
+    <w:lvl w:ilvl="2" w:tplc="04090005" w:tentative="1">
+      <w:start w:val="1"/>
+      <w:numFmt w:val="bullet"/>
+      <w:lvlText w:val=""/>
+      <w:lvlJc w:val="left"/>
+      <w:pPr>
+        <w:ind w:left="2880" w:hanging="360"/>
+      </w:pPr>
+      <w:rPr>
+        <w:rFonts w:ascii="Wingdings" w:hAnsi="Wingdings" w:hint="default"/>
+      </w:rPr>
+    </w:lvl>
+    <w:lvl w:ilvl="3" w:tplc="04090001" w:tentative="1">
+      <w:start w:val="1"/>
+      <w:numFmt w:val="bullet"/>
+      <w:lvlText w:val=""/>
+      <w:lvlJc w:val="left"/>
+      <w:pPr>
+        <w:ind w:left="3600" w:hanging="360"/>
+      </w:pPr>
+      <w:rPr>
+        <w:rFonts w:ascii="Symbol" w:hAnsi="Symbol" w:hint="default"/>
+      </w:rPr>
+    </w:lvl>
+    <w:lvl w:ilvl="4" w:tplc="04090003" w:tentative="1">
+      <w:start w:val="1"/>
+      <w:numFmt w:val="bullet"/>
+      <w:lvlText w:val="o"/>
+      <w:lvlJc w:val="left"/>
+      <w:pPr>
+        <w:ind w:left="4320" w:hanging="360"/>
+      </w:pPr>
+      <w:rPr>
+        <w:rFonts w:ascii="Courier New" w:hAnsi="Courier New" w:cs="Courier New" w:hint="default"/>
+      </w:rPr>
+    </w:lvl>
+    <w:lvl w:ilvl="5" w:tplc="04090005" w:tentative="1">
+      <w:start w:val="1"/>
+      <w:numFmt w:val="bullet"/>
+      <w:lvlText w:val=""/>
+      <w:lvlJc w:val="left"/>
+      <w:pPr>
+        <w:ind w:left="5040" w:hanging="360"/>
+      </w:pPr>
+      <w:rPr>
+        <w:rFonts w:ascii="Wingdings" w:hAnsi="Wingdings" w:hint="default"/>
+      </w:rPr>
+    </w:lvl>
+    <w:lvl w:ilvl="6" w:tplc="04090001" w:tentative="1">
+      <w:start w:val="1"/>
+      <w:numFmt w:val="bullet"/>
+      <w:lvlText w:val=""/>
+      <w:lvlJc w:val="left"/>
+      <w:pPr>
+        <w:ind w:left="5760" w:hanging="360"/>
+      </w:pPr>
+      <w:rPr>
+        <w:rFonts w:ascii="Symbol" w:hAnsi="Symbol" w:hint="default"/>
+      </w:rPr>
+    </w:lvl>
+    <w:lvl w:ilvl="7" w:tplc="04090003" w:tentative="1">
+      <w:start w:val="1"/>
+      <w:numFmt w:val="bullet"/>
+      <w:lvlText w:val="o"/>
+      <w:lvlJc w:val="left"/>
+      <w:pPr>
+        <w:ind w:left="6480" w:hanging="360"/>
+      </w:pPr>
+      <w:rPr>
+        <w:rFonts w:ascii="Courier New" w:hAnsi="Courier New" w:cs="Courier New" w:hint="default"/>
+      </w:rPr>
+    </w:lvl>
+    <w:lvl w:ilvl="8" w:tplc="04090005" w:tentative="1">
+      <w:start w:val="1"/>
+      <w:numFmt w:val="bullet"/>
+      <w:lvlText w:val=""/>
+      <w:lvlJc w:val="left"/>
+      <w:pPr>
+        <w:ind w:left="7200" w:hanging="360"/>
+      </w:pPr>
+      <w:rPr>
+        <w:rFonts w:ascii="Wingdings" w:hAnsi="Wingdings" w:hint="default"/>
+      </w:rPr>
+    </w:lvl>
+  </w:abstractNum>
+  <w:abstractNum w:abstractNumId="1">
+    <w:nsid w:val="20B73CD2"/>
+    <w:multiLevelType w:val="hybridMultilevel"/>
+    <w:tmpl w:val="EBD87D74"/>
+    <w:lvl w:ilvl="0" w:tplc="0409000B">
+      <w:start w:val="1"/>
+      <w:numFmt w:val="bullet"/>
+      <w:lvlText w:val=""/>
+      <w:lvlJc w:val="left"/>
+      <w:pPr>
+        <w:ind w:left="1440" w:hanging="360"/>
+      </w:pPr>
+      <w:rPr>
+        <w:rFonts w:ascii="Wingdings" w:hAnsi="Wingdings" w:hint="default"/>
+      </w:rPr>
+    </w:lvl>
+    <w:lvl w:ilvl="1" w:tplc="04090003" w:tentative="1">
+      <w:start w:val="1"/>
+      <w:numFmt w:val="bullet"/>
+      <w:lvlText w:val="o"/>
+      <w:lvlJc w:val="left"/>
+      <w:pPr>
+        <w:ind w:left="2160" w:hanging="360"/>
+      </w:pPr>
+      <w:rPr>
+        <w:rFonts w:ascii="Courier New" w:hAnsi="Courier New" w:cs="Courier New" w:hint="default"/>
+      </w:rPr>
+    </w:lvl>
+    <w:lvl w:ilvl="2" w:tplc="04090005" w:tentative="1">
+      <w:start w:val="1"/>
+      <w:numFmt w:val="bullet"/>
+      <w:lvlText w:val=""/>
+      <w:lvlJc w:val="left"/>
+      <w:pPr>
+        <w:ind w:left="2880" w:hanging="360"/>
+      </w:pPr>
+      <w:rPr>
+        <w:rFonts w:ascii="Wingdings" w:hAnsi="Wingdings" w:hint="default"/>
+      </w:rPr>
+    </w:lvl>
+    <w:lvl w:ilvl="3" w:tplc="04090001" w:tentative="1">
+      <w:start w:val="1"/>
+      <w:numFmt w:val="bullet"/>
+      <w:lvlText w:val=""/>
+      <w:lvlJc w:val="left"/>
+      <w:pPr>
+        <w:ind w:left="3600" w:hanging="360"/>
+      </w:pPr>
+      <w:rPr>
+        <w:rFonts w:ascii="Symbol" w:hAnsi="Symbol" w:hint="default"/>
+      </w:rPr>
+    </w:lvl>
+    <w:lvl w:ilvl="4" w:tplc="04090003" w:tentative="1">
+      <w:start w:val="1"/>
+      <w:numFmt w:val="bullet"/>
+      <w:lvlText w:val="o"/>
+      <w:lvlJc w:val="left"/>
+      <w:pPr>
+        <w:ind w:left="4320" w:hanging="360"/>
+      </w:pPr>
+      <w:rPr>
+        <w:rFonts w:ascii="Courier New" w:hAnsi="Courier New" w:cs="Courier New" w:hint="default"/>
+      </w:rPr>
+    </w:lvl>
+    <w:lvl w:ilvl="5" w:tplc="04090005" w:tentative="1">
+      <w:start w:val="1"/>
+      <w:numFmt w:val="bullet"/>
+      <w:lvlText w:val=""/>
+      <w:lvlJc w:val="left"/>
+      <w:pPr>
+        <w:ind w:left="5040" w:hanging="360"/>
+      </w:pPr>
+      <w:rPr>
+        <w:rFonts w:ascii="Wingdings" w:hAnsi="Wingdings" w:hint="default"/>
+      </w:rPr>
+    </w:lvl>
+    <w:lvl w:ilvl="6" w:tplc="04090001" w:tentative="1">
+      <w:start w:val="1"/>
+      <w:numFmt w:val="bullet"/>
+      <w:lvlText w:val=""/>
+      <w:lvlJc w:val="left"/>
+      <w:pPr>
+        <w:ind w:left="5760" w:hanging="360"/>
+      </w:pPr>
+      <w:rPr>
+        <w:rFonts w:ascii="Symbol" w:hAnsi="Symbol" w:hint="default"/>
+      </w:rPr>
+    </w:lvl>
+    <w:lvl w:ilvl="7" w:tplc="04090003" w:tentative="1">
+      <w:start w:val="1"/>
+      <w:numFmt w:val="bullet"/>
+      <w:lvlText w:val="o"/>
+      <w:lvlJc w:val="left"/>
+      <w:pPr>
+        <w:ind w:left="6480" w:hanging="360"/>
+      </w:pPr>
+      <w:rPr>
+        <w:rFonts w:ascii="Courier New" w:hAnsi="Courier New" w:cs="Courier New" w:hint="default"/>
+      </w:rPr>
+    </w:lvl>
+    <w:lvl w:ilvl="8" w:tplc="04090005" w:tentative="1">
+      <w:start w:val="1"/>
+      <w:numFmt w:val="bullet"/>
+      <w:lvlText w:val=""/>
+      <w:lvlJc w:val="left"/>
+      <w:pPr>
+        <w:ind w:left="7200" w:hanging="360"/>
+      </w:pPr>
+      <w:rPr>
+        <w:rFonts w:ascii="Wingdings" w:hAnsi="Wingdings" w:hint="default"/>
+      </w:rPr>
+    </w:lvl>
+  </w:abstractNum>
+  <w:abstractNum w:abstractNumId="2">
+    <w:nsid w:val="28B973E7"/>
+    <w:multiLevelType w:val="hybridMultilevel"/>
+    <w:tmpl w:val="3A483762"/>
+    <w:lvl w:ilvl="0" w:tplc="0409000F">
+      <w:start w:val="1"/>
+      <w:numFmt w:val="decimal"/>
+      <w:lvlText w:val="%1."/>
+      <w:lvlJc w:val="left"/>
+      <w:pPr>
+        <w:ind w:left="720" w:hanging="360"/>
+      </w:pPr>
+      <w:rPr>
+        <w:rFonts w:hint="default"/>
+      </w:rPr>
+    </w:lvl>
+    <w:lvl w:ilvl="1" w:tplc="04090019" w:tentative="1">
+      <w:start w:val="1"/>
+      <w:numFmt w:val="lowerLetter"/>
+      <w:lvlText w:val="%2."/>
+      <w:lvlJc w:val="left"/>
+      <w:pPr>
+        <w:ind w:left="1440" w:hanging="360"/>
+      </w:pPr>
+    </w:lvl>
+    <w:lvl w:ilvl="2" w:tplc="0409001B" w:tentative="1">
+      <w:start w:val="1"/>
+      <w:numFmt w:val="lowerRoman"/>
+      <w:lvlText w:val="%3."/>
+      <w:lvlJc w:val="right"/>
+      <w:pPr>
+        <w:ind w:left="2160" w:hanging="180"/>
+      </w:pPr>
+    </w:lvl>
+    <w:lvl w:ilvl="3" w:tplc="0409000F" w:tentative="1">
+      <w:start w:val="1"/>
+      <w:numFmt w:val="decimal"/>
+      <w:lvlText w:val="%4."/>
+      <w:lvlJc w:val="left"/>
+      <w:pPr>
+        <w:ind w:left="2880" w:hanging="360"/>
+      </w:pPr>
+    </w:lvl>
+    <w:lvl w:ilvl="4" w:tplc="04090019" w:tentative="1">
+      <w:start w:val="1"/>
+      <w:numFmt w:val="lowerLetter"/>
+      <w:lvlText w:val="%5."/>
+      <w:lvlJc w:val="left"/>
+      <w:pPr>
+        <w:ind w:left="3600" w:hanging="360"/>
+      </w:pPr>
+    </w:lvl>
+    <w:lvl w:ilvl="5" w:tplc="0409001B" w:tentative="1">
+      <w:start w:val="1"/>
+      <w:numFmt w:val="lowerRoman"/>
+      <w:lvlText w:val="%6."/>
+      <w:lvlJc w:val="right"/>
+      <w:pPr>
+        <w:ind w:left="4320" w:hanging="180"/>
+      </w:pPr>
+    </w:lvl>
+    <w:lvl w:ilvl="6" w:tplc="0409000F" w:tentative="1">
+      <w:start w:val="1"/>
+      <w:numFmt w:val="decimal"/>
+      <w:lvlText w:val="%7."/>
+      <w:lvlJc w:val="left"/>
+      <w:pPr>
+        <w:ind w:left="5040" w:hanging="360"/>
+      </w:pPr>
+    </w:lvl>
+    <w:lvl w:ilvl="7" w:tplc="04090019" w:tentative="1">
+      <w:start w:val="1"/>
+      <w:numFmt w:val="lowerLetter"/>
+      <w:lvlText w:val="%8."/>
+      <w:lvlJc w:val="left"/>
+      <w:pPr>
+        <w:ind w:left="5760" w:hanging="360"/>
+      </w:pPr>
+    </w:lvl>
+    <w:lvl w:ilvl="8" w:tplc="0409001B" w:tentative="1">
+      <w:start w:val="1"/>
+      <w:numFmt w:val="lowerRoman"/>
+      <w:lvlText w:val="%9."/>
+      <w:lvlJc w:val="right"/>
+      <w:pPr>
+        <w:ind w:left="6480" w:hanging="180"/>
+      </w:pPr>
+    </w:lvl>
+  </w:abstractNum>
+  <w:abstractNum w:abstractNumId="3">
+    <w:nsid w:val="2BC323F8"/>
+    <w:multiLevelType w:val="hybridMultilevel"/>
+    <w:tmpl w:val="2DE2C3A8"/>
+    <w:lvl w:ilvl="0" w:tplc="0409000B">
+      <w:start w:val="1"/>
+      <w:numFmt w:val="bullet"/>
+      <w:lvlText w:val=""/>
+      <w:lvlJc w:val="left"/>
+      <w:pPr>
+        <w:ind w:left="1440" w:hanging="360"/>
+      </w:pPr>
+      <w:rPr>
+        <w:rFonts w:ascii="Wingdings" w:hAnsi="Wingdings" w:hint="default"/>
+      </w:rPr>
+    </w:lvl>
+    <w:lvl w:ilvl="1" w:tplc="04090003" w:tentative="1">
+      <w:start w:val="1"/>
+      <w:numFmt w:val="bullet"/>
+      <w:lvlText w:val="o"/>
+      <w:lvlJc w:val="left"/>
+      <w:pPr>
+        <w:ind w:left="2160" w:hanging="360"/>
+      </w:pPr>
+      <w:rPr>
+        <w:rFonts w:ascii="Courier New" w:hAnsi="Courier New" w:cs="Courier New" w:hint="default"/>
+      </w:rPr>
+    </w:lvl>
+    <w:lvl w:ilvl="2" w:tplc="04090005" w:tentative="1">
+      <w:start w:val="1"/>
+      <w:numFmt w:val="bullet"/>
+      <w:lvlText w:val=""/>
+      <w:lvlJc w:val="left"/>
+      <w:pPr>
+        <w:ind w:left="2880" w:hanging="360"/>
+      </w:pPr>
+      <w:rPr>
+        <w:rFonts w:ascii="Wingdings" w:hAnsi="Wingdings" w:hint="default"/>
+      </w:rPr>
+    </w:lvl>
+    <w:lvl w:ilvl="3" w:tplc="04090001" w:tentative="1">
+      <w:start w:val="1"/>
+      <w:numFmt w:val="bullet"/>
+      <w:lvlText w:val=""/>
+      <w:lvlJc w:val="left"/>
+      <w:pPr>
+        <w:ind w:left="3600" w:hanging="360"/>
+      </w:pPr>
+      <w:rPr>
+        <w:rFonts w:ascii="Symbol" w:hAnsi="Symbol" w:hint="default"/>
+      </w:rPr>
+    </w:lvl>
+    <w:lvl w:ilvl="4" w:tplc="04090003" w:tentative="1">
+      <w:start w:val="1"/>
+      <w:numFmt w:val="bullet"/>
+      <w:lvlText w:val="o"/>
+      <w:lvlJc w:val="left"/>
+      <w:pPr>
+        <w:ind w:left="4320" w:hanging="360"/>
+      </w:pPr>
+      <w:rPr>
+        <w:rFonts w:ascii="Courier New" w:hAnsi="Courier New" w:cs="Courier New" w:hint="default"/>
+      </w:rPr>
+    </w:lvl>
+    <w:lvl w:ilvl="5" w:tplc="04090005" w:tentative="1">
+      <w:start w:val="1"/>
+      <w:numFmt w:val="bullet"/>
+      <w:lvlText w:val=""/>
+      <w:lvlJc w:val="left"/>
+      <w:pPr>
+        <w:ind w:left="5040" w:hanging="360"/>
+      </w:pPr>
+      <w:rPr>
+        <w:rFonts w:ascii="Wingdings" w:hAnsi="Wingdings" w:hint="default"/>
+      </w:rPr>
+    </w:lvl>
+    <w:lvl w:ilvl="6" w:tplc="04090001" w:tentative="1">
+      <w:start w:val="1"/>
+      <w:numFmt w:val="bullet"/>
+      <w:lvlText w:val=""/>
+      <w:lvlJc w:val="left"/>
+      <w:pPr>
+        <w:ind w:left="5760" w:hanging="360"/>
+      </w:pPr>
+      <w:rPr>
+        <w:rFonts w:ascii="Symbol" w:hAnsi="Symbol" w:hint="default"/>
+      </w:rPr>
+    </w:lvl>
+    <w:lvl w:ilvl="7" w:tplc="04090003" w:tentative="1">
+      <w:start w:val="1"/>
+      <w:numFmt w:val="bullet"/>
+      <w:lvlText w:val="o"/>
+      <w:lvlJc w:val="left"/>
+      <w:pPr>
+        <w:ind w:left="6480" w:hanging="360"/>
+      </w:pPr>
+      <w:rPr>
+        <w:rFonts w:ascii="Courier New" w:hAnsi="Courier New" w:cs="Courier New" w:hint="default"/>
+      </w:rPr>
+    </w:lvl>
+    <w:lvl w:ilvl="8" w:tplc="04090005" w:tentative="1">
+      <w:start w:val="1"/>
+      <w:numFmt w:val="bullet"/>
+      <w:lvlText w:val=""/>
+      <w:lvlJc w:val="left"/>
+      <w:pPr>
+        <w:ind w:left="7200" w:hanging="360"/>
+      </w:pPr>
+      <w:rPr>
+        <w:rFonts w:ascii="Wingdings" w:hAnsi="Wingdings" w:hint="default"/>
+      </w:rPr>
+    </w:lvl>
+  </w:abstractNum>
+  <w:abstractNum w:abstractNumId="4">
+    <w:nsid w:val="2F482580"/>
+    <w:multiLevelType w:val="hybridMultilevel"/>
+    <w:tmpl w:val="B802CD50"/>
+    <w:lvl w:ilvl="0" w:tplc="04090015">
+      <w:start w:val="1"/>
+      <w:numFmt w:val="upperLetter"/>
+      <w:lvlText w:val="%1."/>
+      <w:lvlJc w:val="left"/>
+      <w:pPr>
+        <w:ind w:left="720" w:hanging="360"/>
+      </w:pPr>
+      <w:rPr>
+        <w:rFonts w:hint="default"/>
+      </w:rPr>
+    </w:lvl>
+    <w:lvl w:ilvl="1" w:tplc="04090019" w:tentative="1">
+      <w:start w:val="1"/>
+      <w:numFmt w:val="lowerLetter"/>
+      <w:lvlText w:val="%2."/>
+      <w:lvlJc w:val="left"/>
+      <w:pPr>
+        <w:ind w:left="1440" w:hanging="360"/>
+      </w:pPr>
+    </w:lvl>
+    <w:lvl w:ilvl="2" w:tplc="0409001B" w:tentative="1">
+      <w:start w:val="1"/>
+      <w:numFmt w:val="lowerRoman"/>
+      <w:lvlText w:val="%3."/>
+      <w:lvlJc w:val="right"/>
+      <w:pPr>
+        <w:ind w:left="2160" w:hanging="180"/>
+      </w:pPr>
+    </w:lvl>
+    <w:lvl w:ilvl="3" w:tplc="0409000F" w:tentative="1">
+      <w:start w:val="1"/>
+      <w:numFmt w:val="decimal"/>
+      <w:lvlText w:val="%4."/>
+      <w:lvlJc w:val="left"/>
+      <w:pPr>
+        <w:ind w:left="2880" w:hanging="360"/>
+      </w:pPr>
+    </w:lvl>
+    <w:lvl w:ilvl="4" w:tplc="04090019" w:tentative="1">
+      <w:start w:val="1"/>
+      <w:numFmt w:val="lowerLetter"/>
+      <w:lvlText w:val="%5."/>
+      <w:lvlJc w:val="left"/>
+      <w:pPr>
+        <w:ind w:left="3600" w:hanging="360"/>
+      </w:pPr>
+    </w:lvl>
+    <w:lvl w:ilvl="5" w:tplc="0409001B" w:tentative="1">
+      <w:start w:val="1"/>
+      <w:numFmt w:val="lowerRoman"/>
+      <w:lvlText w:val="%6."/>
+      <w:lvlJc w:val="right"/>
+      <w:pPr>
+        <w:ind w:left="4320" w:hanging="180"/>
+      </w:pPr>
+    </w:lvl>
+    <w:lvl w:ilvl="6" w:tplc="0409000F" w:tentative="1">
+      <w:start w:val="1"/>
+      <w:numFmt w:val="decimal"/>
+      <w:lvlText w:val="%7."/>
+      <w:lvlJc w:val="left"/>
+      <w:pPr>
+        <w:ind w:left="5040" w:hanging="360"/>
+      </w:pPr>
+    </w:lvl>
+    <w:lvl w:ilvl="7" w:tplc="04090019" w:tentative="1">
+      <w:start w:val="1"/>
+      <w:numFmt w:val="lowerLetter"/>
+      <w:lvlText w:val="%8."/>
+      <w:lvlJc w:val="left"/>
+      <w:pPr>
+        <w:ind w:left="5760" w:hanging="360"/>
+      </w:pPr>
+    </w:lvl>
+    <w:lvl w:ilvl="8" w:tplc="0409001B" w:tentative="1">
+      <w:start w:val="1"/>
+      <w:numFmt w:val="lowerRoman"/>
+      <w:lvlText w:val="%9."/>
+      <w:lvlJc w:val="right"/>
+      <w:pPr>
+        <w:ind w:left="6480" w:hanging="180"/>
+      </w:pPr>
+    </w:lvl>
+  </w:abstractNum>
+  <w:abstractNum w:abstractNumId="5">
+    <w:nsid w:val="317E7D1D"/>
+    <w:multiLevelType w:val="hybridMultilevel"/>
+    <w:tmpl w:val="6D802102"/>
+    <w:lvl w:ilvl="0" w:tplc="C1AA2DE8">
+      <w:start w:val="1"/>
+      <w:numFmt w:val="decimal"/>
+      <w:lvlText w:val="%1."/>
+      <w:lvlJc w:val="left"/>
+      <w:pPr>
+        <w:ind w:left="720" w:hanging="360"/>
+      </w:pPr>
+      <w:rPr>
+        <w:rFonts w:eastAsiaTheme="minorHAnsi" w:hint="default"/>
+        <w:b w:val="0"/>
+        <w:sz w:val="40"/>
+        <w:u w:val="single"/>
+      </w:rPr>
+    </w:lvl>
+    <w:lvl w:ilvl="1" w:tplc="04090019" w:tentative="1">
+      <w:start w:val="1"/>
+      <w:numFmt w:val="lowerLetter"/>
+      <w:lvlText w:val="%2."/>
+      <w:lvlJc w:val="left"/>
+      <w:pPr>
+        <w:ind w:left="1440" w:hanging="360"/>
+      </w:pPr>
+    </w:lvl>
+    <w:lvl w:ilvl="2" w:tplc="0409001B" w:tentative="1">
+      <w:start w:val="1"/>
+      <w:numFmt w:val="lowerRoman"/>
+      <w:lvlText w:val="%3."/>
+      <w:lvlJc w:val="right"/>
+      <w:pPr>
+        <w:ind w:left="2160" w:hanging="180"/>
+      </w:pPr>
+    </w:lvl>
+    <w:lvl w:ilvl="3" w:tplc="0409000F" w:tentative="1">
+      <w:start w:val="1"/>
+      <w:numFmt w:val="decimal"/>
+      <w:lvlText w:val="%4."/>
+      <w:lvlJc w:val="left"/>
+      <w:pPr>
+        <w:ind w:left="2880" w:hanging="360"/>
+      </w:pPr>
+    </w:lvl>
+    <w:lvl w:ilvl="4" w:tplc="04090019" w:tentative="1">
+      <w:start w:val="1"/>
+      <w:numFmt w:val="lowerLetter"/>
+      <w:lvlText w:val="%5."/>
+      <w:lvlJc w:val="left"/>
+      <w:pPr>
+        <w:ind w:left="3600" w:hanging="360"/>
+      </w:pPr>
+    </w:lvl>
+    <w:lvl w:ilvl="5" w:tplc="0409001B" w:tentative="1">
+      <w:start w:val="1"/>
+      <w:numFmt w:val="lowerRoman"/>
+      <w:lvlText w:val="%6."/>
+      <w:lvlJc w:val="right"/>
+      <w:pPr>
+        <w:ind w:left="4320" w:hanging="180"/>
+      </w:pPr>
+    </w:lvl>
+    <w:lvl w:ilvl="6" w:tplc="0409000F" w:tentative="1">
+      <w:start w:val="1"/>
+      <w:numFmt w:val="decimal"/>
+      <w:lvlText w:val="%7."/>
+      <w:lvlJc w:val="left"/>
+      <w:pPr>
+        <w:ind w:left="5040" w:hanging="360"/>
+      </w:pPr>
+    </w:lvl>
+    <w:lvl w:ilvl="7" w:tplc="04090019" w:tentative="1">
+      <w:start w:val="1"/>
+      <w:numFmt w:val="lowerLetter"/>
+      <w:lvlText w:val="%8."/>
+      <w:lvlJc w:val="left"/>
+      <w:pPr>
+        <w:ind w:left="5760" w:hanging="360"/>
+      </w:pPr>
+    </w:lvl>
+    <w:lvl w:ilvl="8" w:tplc="0409001B" w:tentative="1">
+      <w:start w:val="1"/>
+      <w:numFmt w:val="lowerRoman"/>
+      <w:lvlText w:val="%9."/>
+      <w:lvlJc w:val="right"/>
+      <w:pPr>
+        <w:ind w:left="6480" w:hanging="180"/>
+      </w:pPr>
+    </w:lvl>
+  </w:abstractNum>
+  <w:abstractNum w:abstractNumId="6">
     <w:nsid w:val="4D2D052D"/>
     <w:multiLevelType w:val="multilevel"/>
     <w:tmpl w:val="77020AF0"/>
@@ -2240,7 +2886,120 @@
       </w:rPr>
     </w:lvl>
   </w:abstractNum>
-  <w:abstractNum w:abstractNumId="1">
+  <w:abstractNum w:abstractNumId="7">
+    <w:nsid w:val="56890B29"/>
+    <w:multiLevelType w:val="hybridMultilevel"/>
+    <w:tmpl w:val="A5B6B28C"/>
+    <w:lvl w:ilvl="0" w:tplc="0409000B">
+      <w:start w:val="1"/>
+      <w:numFmt w:val="bullet"/>
+      <w:lvlText w:val=""/>
+      <w:lvlJc w:val="left"/>
+      <w:pPr>
+        <w:ind w:left="1440" w:hanging="360"/>
+      </w:pPr>
+      <w:rPr>
+        <w:rFonts w:ascii="Wingdings" w:hAnsi="Wingdings" w:hint="default"/>
+      </w:rPr>
+    </w:lvl>
+    <w:lvl w:ilvl="1" w:tplc="04090003" w:tentative="1">
+      <w:start w:val="1"/>
+      <w:numFmt w:val="bullet"/>
+      <w:lvlText w:val="o"/>
+      <w:lvlJc w:val="left"/>
+      <w:pPr>
+        <w:ind w:left="2160" w:hanging="360"/>
+      </w:pPr>
+      <w:rPr>
+        <w:rFonts w:ascii="Courier New" w:hAnsi="Courier New" w:cs="Courier New" w:hint="default"/>
+      </w:rPr>
+    </w:lvl>
+    <w:lvl w:ilvl="2" w:tplc="04090005" w:tentative="1">
+      <w:start w:val="1"/>
+      <w:numFmt w:val="bullet"/>
+      <w:lvlText w:val=""/>
+      <w:lvlJc w:val="left"/>
+      <w:pPr>
+        <w:ind w:left="2880" w:hanging="360"/>
+      </w:pPr>
+      <w:rPr>
+        <w:rFonts w:ascii="Wingdings" w:hAnsi="Wingdings" w:hint="default"/>
+      </w:rPr>
+    </w:lvl>
+    <w:lvl w:ilvl="3" w:tplc="04090001" w:tentative="1">
+      <w:start w:val="1"/>
+      <w:numFmt w:val="bullet"/>
+      <w:lvlText w:val=""/>
+      <w:lvlJc w:val="left"/>
+      <w:pPr>
+        <w:ind w:left="3600" w:hanging="360"/>
+      </w:pPr>
+      <w:rPr>
+        <w:rFonts w:ascii="Symbol" w:hAnsi="Symbol" w:hint="default"/>
+      </w:rPr>
+    </w:lvl>
+    <w:lvl w:ilvl="4" w:tplc="04090003" w:tentative="1">
+      <w:start w:val="1"/>
+      <w:numFmt w:val="bullet"/>
+      <w:lvlText w:val="o"/>
+      <w:lvlJc w:val="left"/>
+      <w:pPr>
+        <w:ind w:left="4320" w:hanging="360"/>
+      </w:pPr>
+      <w:rPr>
+        <w:rFonts w:ascii="Courier New" w:hAnsi="Courier New" w:cs="Courier New" w:hint="default"/>
+      </w:rPr>
+    </w:lvl>
+    <w:lvl w:ilvl="5" w:tplc="04090005" w:tentative="1">
+      <w:start w:val="1"/>
+      <w:numFmt w:val="bullet"/>
+      <w:lvlText w:val=""/>
+      <w:lvlJc w:val="left"/>
+      <w:pPr>
+        <w:ind w:left="5040" w:hanging="360"/>
+      </w:pPr>
+      <w:rPr>
+        <w:rFonts w:ascii="Wingdings" w:hAnsi="Wingdings" w:hint="default"/>
+      </w:rPr>
+    </w:lvl>
+    <w:lvl w:ilvl="6" w:tplc="04090001" w:tentative="1">
+      <w:start w:val="1"/>
+      <w:numFmt w:val="bullet"/>
+      <w:lvlText w:val=""/>
+      <w:lvlJc w:val="left"/>
+      <w:pPr>
+        <w:ind w:left="5760" w:hanging="360"/>
+      </w:pPr>
+      <w:rPr>
+        <w:rFonts w:ascii="Symbol" w:hAnsi="Symbol" w:hint="default"/>
+      </w:rPr>
+    </w:lvl>
+    <w:lvl w:ilvl="7" w:tplc="04090003" w:tentative="1">
+      <w:start w:val="1"/>
+      <w:numFmt w:val="bullet"/>
+      <w:lvlText w:val="o"/>
+      <w:lvlJc w:val="left"/>
+      <w:pPr>
+        <w:ind w:left="6480" w:hanging="360"/>
+      </w:pPr>
+      <w:rPr>
+        <w:rFonts w:ascii="Courier New" w:hAnsi="Courier New" w:cs="Courier New" w:hint="default"/>
+      </w:rPr>
+    </w:lvl>
+    <w:lvl w:ilvl="8" w:tplc="04090005" w:tentative="1">
+      <w:start w:val="1"/>
+      <w:numFmt w:val="bullet"/>
+      <w:lvlText w:val=""/>
+      <w:lvlJc w:val="left"/>
+      <w:pPr>
+        <w:ind w:left="7200" w:hanging="360"/>
+      </w:pPr>
+      <w:rPr>
+        <w:rFonts w:ascii="Wingdings" w:hAnsi="Wingdings" w:hint="default"/>
+      </w:rPr>
+    </w:lvl>
+  </w:abstractNum>
+  <w:abstractNum w:abstractNumId="8">
     <w:nsid w:val="60101F68"/>
     <w:multiLevelType w:val="multilevel"/>
     <w:tmpl w:val="21F88E4E"/>
@@ -2389,7 +3148,120 @@
       </w:rPr>
     </w:lvl>
   </w:abstractNum>
-  <w:abstractNum w:abstractNumId="2">
+  <w:abstractNum w:abstractNumId="9">
+    <w:nsid w:val="6DE8271A"/>
+    <w:multiLevelType w:val="hybridMultilevel"/>
+    <w:tmpl w:val="848091F0"/>
+    <w:lvl w:ilvl="0" w:tplc="0409000B">
+      <w:start w:val="1"/>
+      <w:numFmt w:val="bullet"/>
+      <w:lvlText w:val=""/>
+      <w:lvlJc w:val="left"/>
+      <w:pPr>
+        <w:ind w:left="1440" w:hanging="360"/>
+      </w:pPr>
+      <w:rPr>
+        <w:rFonts w:ascii="Wingdings" w:hAnsi="Wingdings" w:hint="default"/>
+      </w:rPr>
+    </w:lvl>
+    <w:lvl w:ilvl="1" w:tplc="04090003" w:tentative="1">
+      <w:start w:val="1"/>
+      <w:numFmt w:val="bullet"/>
+      <w:lvlText w:val="o"/>
+      <w:lvlJc w:val="left"/>
+      <w:pPr>
+        <w:ind w:left="2160" w:hanging="360"/>
+      </w:pPr>
+      <w:rPr>
+        <w:rFonts w:ascii="Courier New" w:hAnsi="Courier New" w:cs="Courier New" w:hint="default"/>
+      </w:rPr>
+    </w:lvl>
+    <w:lvl w:ilvl="2" w:tplc="04090005" w:tentative="1">
+      <w:start w:val="1"/>
+      <w:numFmt w:val="bullet"/>
+      <w:lvlText w:val=""/>
+      <w:lvlJc w:val="left"/>
+      <w:pPr>
+        <w:ind w:left="2880" w:hanging="360"/>
+      </w:pPr>
+      <w:rPr>
+        <w:rFonts w:ascii="Wingdings" w:hAnsi="Wingdings" w:hint="default"/>
+      </w:rPr>
+    </w:lvl>
+    <w:lvl w:ilvl="3" w:tplc="04090001" w:tentative="1">
+      <w:start w:val="1"/>
+      <w:numFmt w:val="bullet"/>
+      <w:lvlText w:val=""/>
+      <w:lvlJc w:val="left"/>
+      <w:pPr>
+        <w:ind w:left="3600" w:hanging="360"/>
+      </w:pPr>
+      <w:rPr>
+        <w:rFonts w:ascii="Symbol" w:hAnsi="Symbol" w:hint="default"/>
+      </w:rPr>
+    </w:lvl>
+    <w:lvl w:ilvl="4" w:tplc="04090003" w:tentative="1">
+      <w:start w:val="1"/>
+      <w:numFmt w:val="bullet"/>
+      <w:lvlText w:val="o"/>
+      <w:lvlJc w:val="left"/>
+      <w:pPr>
+        <w:ind w:left="4320" w:hanging="360"/>
+      </w:pPr>
+      <w:rPr>
+        <w:rFonts w:ascii="Courier New" w:hAnsi="Courier New" w:cs="Courier New" w:hint="default"/>
+      </w:rPr>
+    </w:lvl>
+    <w:lvl w:ilvl="5" w:tplc="04090005" w:tentative="1">
+      <w:start w:val="1"/>
+      <w:numFmt w:val="bullet"/>
+      <w:lvlText w:val=""/>
+      <w:lvlJc w:val="left"/>
+      <w:pPr>
+        <w:ind w:left="5040" w:hanging="360"/>
+      </w:pPr>
+      <w:rPr>
+        <w:rFonts w:ascii="Wingdings" w:hAnsi="Wingdings" w:hint="default"/>
+      </w:rPr>
+    </w:lvl>
+    <w:lvl w:ilvl="6" w:tplc="04090001" w:tentative="1">
+      <w:start w:val="1"/>
+      <w:numFmt w:val="bullet"/>
+      <w:lvlText w:val=""/>
+      <w:lvlJc w:val="left"/>
+      <w:pPr>
+        <w:ind w:left="5760" w:hanging="360"/>
+      </w:pPr>
+      <w:rPr>
+        <w:rFonts w:ascii="Symbol" w:hAnsi="Symbol" w:hint="default"/>
+      </w:rPr>
+    </w:lvl>
+    <w:lvl w:ilvl="7" w:tplc="04090003" w:tentative="1">
+      <w:start w:val="1"/>
+      <w:numFmt w:val="bullet"/>
+      <w:lvlText w:val="o"/>
+      <w:lvlJc w:val="left"/>
+      <w:pPr>
+        <w:ind w:left="6480" w:hanging="360"/>
+      </w:pPr>
+      <w:rPr>
+        <w:rFonts w:ascii="Courier New" w:hAnsi="Courier New" w:cs="Courier New" w:hint="default"/>
+      </w:rPr>
+    </w:lvl>
+    <w:lvl w:ilvl="8" w:tplc="04090005" w:tentative="1">
+      <w:start w:val="1"/>
+      <w:numFmt w:val="bullet"/>
+      <w:lvlText w:val=""/>
+      <w:lvlJc w:val="left"/>
+      <w:pPr>
+        <w:ind w:left="7200" w:hanging="360"/>
+      </w:pPr>
+      <w:rPr>
+        <w:rFonts w:ascii="Wingdings" w:hAnsi="Wingdings" w:hint="default"/>
+      </w:rPr>
+    </w:lvl>
+  </w:abstractNum>
+  <w:abstractNum w:abstractNumId="10">
     <w:nsid w:val="6F50300F"/>
     <w:multiLevelType w:val="multilevel"/>
     <w:tmpl w:val="D46CBF2E"/>
@@ -2538,7 +3410,7 @@
       </w:rPr>
     </w:lvl>
   </w:abstractNum>
-  <w:abstractNum w:abstractNumId="3">
+  <w:abstractNum w:abstractNumId="11">
     <w:nsid w:val="70D60357"/>
     <w:multiLevelType w:val="multilevel"/>
     <w:tmpl w:val="87262D3E"/>
@@ -2687,7 +3559,7 @@
       </w:rPr>
     </w:lvl>
   </w:abstractNum>
-  <w:abstractNum w:abstractNumId="4">
+  <w:abstractNum w:abstractNumId="12">
     <w:nsid w:val="74CA390E"/>
     <w:multiLevelType w:val="multilevel"/>
     <w:tmpl w:val="1FFA31AA"/>
@@ -2837,18 +3709,42 @@
     </w:lvl>
   </w:abstractNum>
   <w:num w:numId="1">
+    <w:abstractNumId w:val="8"/>
+  </w:num>
+  <w:num w:numId="2">
+    <w:abstractNumId w:val="10"/>
+  </w:num>
+  <w:num w:numId="3">
+    <w:abstractNumId w:val="11"/>
+  </w:num>
+  <w:num w:numId="4">
+    <w:abstractNumId w:val="12"/>
+  </w:num>
+  <w:num w:numId="5">
+    <w:abstractNumId w:val="6"/>
+  </w:num>
+  <w:num w:numId="6">
+    <w:abstractNumId w:val="5"/>
+  </w:num>
+  <w:num w:numId="7">
+    <w:abstractNumId w:val="2"/>
+  </w:num>
+  <w:num w:numId="8">
+    <w:abstractNumId w:val="4"/>
+  </w:num>
+  <w:num w:numId="9">
+    <w:abstractNumId w:val="3"/>
+  </w:num>
+  <w:num w:numId="10">
+    <w:abstractNumId w:val="7"/>
+  </w:num>
+  <w:num w:numId="11">
+    <w:abstractNumId w:val="9"/>
+  </w:num>
+  <w:num w:numId="12">
     <w:abstractNumId w:val="1"/>
   </w:num>
-  <w:num w:numId="2">
-    <w:abstractNumId w:val="2"/>
-  </w:num>
-  <w:num w:numId="3">
-    <w:abstractNumId w:val="3"/>
-  </w:num>
-  <w:num w:numId="4">
-    <w:abstractNumId w:val="4"/>
-  </w:num>
-  <w:num w:numId="5">
+  <w:num w:numId="13">
     <w:abstractNumId w:val="0"/>
   </w:num>
 </w:numbering>
@@ -3484,6 +4380,17 @@
       </w:tblCellMar>
     </w:tblPr>
   </w:style>
+  <w:style w:type="paragraph" w:styleId="ListParagraph">
+    <w:name w:val="List Paragraph"/>
+    <w:basedOn w:val="Normal"/>
+    <w:uiPriority w:val="34"/>
+    <w:qFormat/>
+    <w:rsid w:val="00AA3A9F"/>
+    <w:pPr>
+      <w:ind w:left="720"/>
+      <w:contextualSpacing/>
+    </w:pPr>
+  </w:style>
 </w:styles>
 </file>
 
